--- a/docs/bitacoras/leidy/BitacoraTiempo Leidy Giraldo FASE diseño.docx
+++ b/docs/bitacoras/leidy/BitacoraTiempo Leidy Giraldo FASE diseño.docx
@@ -6364,6 +6364,12 @@
                 <w:lang w:val="es-CO"/>
               </w:rPr>
             </w:pPr>
+            <w:r>
+              <w:rPr>
+                <w:lang w:val="es-CO"/>
+              </w:rPr>
+              <w:t>23/09/25</w:t>
+            </w:r>
           </w:p>
         </w:tc>
         <w:tc>
@@ -6383,6 +6389,12 @@
                 <w:lang w:val="es-CO"/>
               </w:rPr>
             </w:pPr>
+            <w:r>
+              <w:rPr>
+                <w:lang w:val="es-CO"/>
+              </w:rPr>
+              <w:t>8am</w:t>
+            </w:r>
           </w:p>
         </w:tc>
         <w:tc>
@@ -6402,6 +6414,12 @@
                 <w:lang w:val="es-CO"/>
               </w:rPr>
             </w:pPr>
+            <w:r>
+              <w:rPr>
+                <w:lang w:val="es-CO"/>
+              </w:rPr>
+              <w:t>11am</w:t>
+            </w:r>
           </w:p>
         </w:tc>
         <w:tc>
@@ -6421,6 +6439,12 @@
                 <w:lang w:val="es-CO"/>
               </w:rPr>
             </w:pPr>
+            <w:r>
+              <w:rPr>
+                <w:lang w:val="es-CO"/>
+              </w:rPr>
+              <w:t>0min</w:t>
+            </w:r>
           </w:p>
         </w:tc>
         <w:tc>
@@ -6440,6 +6464,12 @@
                 <w:lang w:val="es-CO"/>
               </w:rPr>
             </w:pPr>
+            <w:r>
+              <w:rPr>
+                <w:lang w:val="es-CO"/>
+              </w:rPr>
+              <w:t>180min</w:t>
+            </w:r>
           </w:p>
         </w:tc>
         <w:tc>
@@ -6459,6 +6489,12 @@
                 <w:lang w:val="es-CO"/>
               </w:rPr>
             </w:pPr>
+            <w:r>
+              <w:rPr>
+                <w:lang w:val="es-CO"/>
+              </w:rPr>
+              <w:t>Configurar base del proyecto</w:t>
+            </w:r>
           </w:p>
         </w:tc>
         <w:tc>
@@ -6479,6 +6515,12 @@
                 <w:lang w:val="es-CO"/>
               </w:rPr>
             </w:pPr>
+            <w:r>
+              <w:rPr>
+                <w:lang w:val="es-CO"/>
+              </w:rPr>
+              <w:t xml:space="preserve">Proyecto </w:t>
+            </w:r>
           </w:p>
         </w:tc>
         <w:tc>
@@ -6498,6 +6540,66 @@
                 <w:lang w:val="es-CO"/>
               </w:rPr>
             </w:pPr>
+            <w:r>
+              <w:rPr>
+                <w:lang w:val="es-CO"/>
+              </w:rPr>
+              <w:t xml:space="preserve">Inicializar app </w:t>
+            </w:r>
+            <w:proofErr w:type="spellStart"/>
+            <w:r>
+              <w:rPr>
+                <w:lang w:val="es-CO"/>
+              </w:rPr>
+              <w:t>React</w:t>
+            </w:r>
+            <w:proofErr w:type="spellEnd"/>
+            <w:r>
+              <w:rPr>
+                <w:lang w:val="es-CO"/>
+              </w:rPr>
+              <w:t xml:space="preserve">, </w:t>
+            </w:r>
+            <w:proofErr w:type="spellStart"/>
+            <w:r>
+              <w:rPr>
+                <w:lang w:val="es-CO"/>
+              </w:rPr>
+              <w:t>routing</w:t>
+            </w:r>
+            <w:proofErr w:type="spellEnd"/>
+            <w:r>
+              <w:rPr>
+                <w:lang w:val="es-CO"/>
+              </w:rPr>
+              <w:t xml:space="preserve"> protegido,</w:t>
+            </w:r>
+          </w:p>
+          <w:p>
+            <w:pPr>
+              <w:rPr>
+                <w:lang w:val="es-CO"/>
+              </w:rPr>
+            </w:pPr>
+            <w:r>
+              <w:rPr>
+                <w:lang w:val="es-CO"/>
+              </w:rPr>
+              <w:t>manejo de estado, cliente HTTP,</w:t>
+            </w:r>
+          </w:p>
+          <w:p>
+            <w:pPr>
+              <w:rPr>
+                <w:lang w:val="es-CO"/>
+              </w:rPr>
+            </w:pPr>
+            <w:r>
+              <w:rPr>
+                <w:lang w:val="es-CO"/>
+              </w:rPr>
+              <w:t>variables de entorno.</w:t>
+            </w:r>
           </w:p>
         </w:tc>
         <w:tc>
@@ -6516,6 +6618,12 @@
                 <w:lang w:val="es-CO"/>
               </w:rPr>
             </w:pPr>
+            <w:r>
+              <w:rPr>
+                <w:lang w:val="es-CO"/>
+              </w:rPr>
+              <w:t>si</w:t>
+            </w:r>
           </w:p>
         </w:tc>
         <w:tc>
@@ -6528,6 +6636,19 @@
               <w:right w:val="single" w:sz="6" w:space="0" w:color="auto"/>
             </w:tcBorders>
           </w:tcPr>
+          <w:p>
+            <w:pPr>
+              <w:rPr>
+                <w:lang w:val="es-CO"/>
+              </w:rPr>
+            </w:pPr>
+            <w:r>
+              <w:rPr>
+                <w:lang w:val="es-CO"/>
+              </w:rPr>
+              <w:t>1</w:t>
+            </w:r>
+          </w:p>
           <w:p>
             <w:pPr>
               <w:rPr>
@@ -6559,6 +6680,20 @@
                 <w:lang w:val="es-CO"/>
               </w:rPr>
             </w:pPr>
+            <w:r>
+              <w:rPr>
+                <w:lang w:val="es-CO"/>
+              </w:rPr>
+              <w:t>23/09/25</w:t>
+            </w:r>
+          </w:p>
+          <w:p>
+            <w:pPr>
+              <w:jc w:val="center"/>
+              <w:rPr>
+                <w:lang w:val="es-CO"/>
+              </w:rPr>
+            </w:pPr>
           </w:p>
         </w:tc>
         <w:tc>
@@ -6578,6 +6713,12 @@
                 <w:lang w:val="es-CO"/>
               </w:rPr>
             </w:pPr>
+            <w:r>
+              <w:rPr>
+                <w:lang w:val="es-CO"/>
+              </w:rPr>
+              <w:t>8am</w:t>
+            </w:r>
           </w:p>
         </w:tc>
         <w:tc>
@@ -6597,6 +6738,12 @@
                 <w:lang w:val="es-CO"/>
               </w:rPr>
             </w:pPr>
+            <w:r>
+              <w:rPr>
+                <w:lang w:val="es-CO"/>
+              </w:rPr>
+              <w:t>11am</w:t>
+            </w:r>
           </w:p>
         </w:tc>
         <w:tc>
@@ -6616,6 +6763,12 @@
                 <w:lang w:val="es-CO"/>
               </w:rPr>
             </w:pPr>
+            <w:r>
+              <w:rPr>
+                <w:lang w:val="es-CO"/>
+              </w:rPr>
+              <w:t>0min</w:t>
+            </w:r>
           </w:p>
         </w:tc>
         <w:tc>
@@ -6635,6 +6788,12 @@
                 <w:lang w:val="es-CO"/>
               </w:rPr>
             </w:pPr>
+            <w:r>
+              <w:rPr>
+                <w:lang w:val="es-CO"/>
+              </w:rPr>
+              <w:t>180min</w:t>
+            </w:r>
           </w:p>
         </w:tc>
         <w:tc>
@@ -6654,6 +6813,26 @@
                 <w:lang w:val="es-CO"/>
               </w:rPr>
             </w:pPr>
+            <w:r>
+              <w:rPr>
+                <w:lang w:val="es-CO"/>
+              </w:rPr>
+              <w:t>Módulo:</w:t>
+            </w:r>
+          </w:p>
+          <w:p>
+            <w:pPr>
+              <w:jc w:val="center"/>
+              <w:rPr>
+                <w:lang w:val="es-CO"/>
+              </w:rPr>
+            </w:pPr>
+            <w:r>
+              <w:rPr>
+                <w:lang w:val="es-CO"/>
+              </w:rPr>
+              <w:t>Proyectos (UI)</w:t>
+            </w:r>
           </w:p>
         </w:tc>
         <w:tc>
@@ -6674,6 +6853,12 @@
                 <w:lang w:val="es-CO"/>
               </w:rPr>
             </w:pPr>
+            <w:r>
+              <w:rPr>
+                <w:lang w:val="es-CO"/>
+              </w:rPr>
+              <w:t>Proyecto</w:t>
+            </w:r>
           </w:p>
         </w:tc>
         <w:tc>
@@ -6693,6 +6878,38 @@
                 <w:lang w:val="es-CO"/>
               </w:rPr>
             </w:pPr>
+            <w:r>
+              <w:rPr>
+                <w:lang w:val="es-CO"/>
+              </w:rPr>
+              <w:t>Listado, creación/edición, detalle y</w:t>
+            </w:r>
+          </w:p>
+          <w:p>
+            <w:pPr>
+              <w:rPr>
+                <w:lang w:val="es-CO"/>
+              </w:rPr>
+            </w:pPr>
+            <w:r>
+              <w:rPr>
+                <w:lang w:val="es-CO"/>
+              </w:rPr>
+              <w:t>eliminación; formularios con</w:t>
+            </w:r>
+          </w:p>
+          <w:p>
+            <w:pPr>
+              <w:rPr>
+                <w:lang w:val="es-CO"/>
+              </w:rPr>
+            </w:pPr>
+            <w:r>
+              <w:rPr>
+                <w:lang w:val="es-CO"/>
+              </w:rPr>
+              <w:t>validaciones.</w:t>
+            </w:r>
           </w:p>
         </w:tc>
         <w:tc>
@@ -6711,6 +6928,12 @@
                 <w:lang w:val="es-CO"/>
               </w:rPr>
             </w:pPr>
+            <w:r>
+              <w:rPr>
+                <w:lang w:val="es-CO"/>
+              </w:rPr>
+              <w:t>si</w:t>
+            </w:r>
           </w:p>
         </w:tc>
         <w:tc>
@@ -6729,6 +6952,12 @@
                 <w:lang w:val="es-CO"/>
               </w:rPr>
             </w:pPr>
+            <w:r>
+              <w:rPr>
+                <w:lang w:val="es-CO"/>
+              </w:rPr>
+              <w:t>1</w:t>
+            </w:r>
           </w:p>
         </w:tc>
       </w:tr>
@@ -6754,6 +6983,12 @@
                 <w:lang w:val="es-CO"/>
               </w:rPr>
             </w:pPr>
+            <w:r>
+              <w:rPr>
+                <w:lang w:val="es-CO"/>
+              </w:rPr>
+              <w:t>23/09/25</w:t>
+            </w:r>
           </w:p>
         </w:tc>
         <w:tc>
@@ -6773,6 +7008,12 @@
                 <w:lang w:val="es-CO"/>
               </w:rPr>
             </w:pPr>
+            <w:r>
+              <w:rPr>
+                <w:lang w:val="es-CO"/>
+              </w:rPr>
+              <w:t>8am</w:t>
+            </w:r>
           </w:p>
         </w:tc>
         <w:tc>
@@ -6792,6 +7033,12 @@
                 <w:lang w:val="es-CO"/>
               </w:rPr>
             </w:pPr>
+            <w:r>
+              <w:rPr>
+                <w:lang w:val="es-CO"/>
+              </w:rPr>
+              <w:t>11am</w:t>
+            </w:r>
           </w:p>
         </w:tc>
         <w:tc>
@@ -6811,6 +7058,12 @@
                 <w:lang w:val="es-CO"/>
               </w:rPr>
             </w:pPr>
+            <w:r>
+              <w:rPr>
+                <w:lang w:val="es-CO"/>
+              </w:rPr>
+              <w:t>0min</w:t>
+            </w:r>
           </w:p>
         </w:tc>
         <w:tc>
@@ -6830,6 +7083,12 @@
                 <w:lang w:val="es-CO"/>
               </w:rPr>
             </w:pPr>
+            <w:r>
+              <w:rPr>
+                <w:lang w:val="es-CO"/>
+              </w:rPr>
+              <w:t>180min</w:t>
+            </w:r>
           </w:p>
         </w:tc>
         <w:tc>
@@ -6849,6 +7108,26 @@
                 <w:lang w:val="es-CO"/>
               </w:rPr>
             </w:pPr>
+            <w:r>
+              <w:rPr>
+                <w:lang w:val="es-CO"/>
+              </w:rPr>
+              <w:t>Módulo:</w:t>
+            </w:r>
+          </w:p>
+          <w:p>
+            <w:pPr>
+              <w:jc w:val="center"/>
+              <w:rPr>
+                <w:lang w:val="es-CO"/>
+              </w:rPr>
+            </w:pPr>
+            <w:r>
+              <w:rPr>
+                <w:lang w:val="es-CO"/>
+              </w:rPr>
+              <w:t>Tareas (UI)</w:t>
+            </w:r>
           </w:p>
         </w:tc>
         <w:tc>
@@ -6869,6 +7148,20 @@
                 <w:lang w:val="es-CO"/>
               </w:rPr>
             </w:pPr>
+            <w:r>
+              <w:rPr>
+                <w:lang w:val="es-CO"/>
+              </w:rPr>
+              <w:t>Proyecto</w:t>
+            </w:r>
+          </w:p>
+          <w:p>
+            <w:pPr>
+              <w:jc w:val="center"/>
+              <w:rPr>
+                <w:lang w:val="es-CO"/>
+              </w:rPr>
+            </w:pPr>
           </w:p>
         </w:tc>
         <w:tc>
@@ -6888,6 +7181,38 @@
                 <w:lang w:val="es-CO"/>
               </w:rPr>
             </w:pPr>
+            <w:r>
+              <w:rPr>
+                <w:lang w:val="es-CO"/>
+              </w:rPr>
+              <w:t>Listado filtrable, creación, asignación a</w:t>
+            </w:r>
+          </w:p>
+          <w:p>
+            <w:pPr>
+              <w:rPr>
+                <w:lang w:val="es-CO"/>
+              </w:rPr>
+            </w:pPr>
+            <w:r>
+              <w:rPr>
+                <w:lang w:val="es-CO"/>
+              </w:rPr>
+              <w:t>usuario, registro de tiempo, marcar</w:t>
+            </w:r>
+          </w:p>
+          <w:p>
+            <w:pPr>
+              <w:rPr>
+                <w:lang w:val="es-CO"/>
+              </w:rPr>
+            </w:pPr>
+            <w:r>
+              <w:rPr>
+                <w:lang w:val="es-CO"/>
+              </w:rPr>
+              <w:t>completada.</w:t>
+            </w:r>
           </w:p>
         </w:tc>
         <w:tc>
@@ -6906,6 +7231,12 @@
                 <w:lang w:val="es-CO"/>
               </w:rPr>
             </w:pPr>
+            <w:r>
+              <w:rPr>
+                <w:lang w:val="es-CO"/>
+              </w:rPr>
+              <w:t>si</w:t>
+            </w:r>
           </w:p>
         </w:tc>
         <w:tc>
@@ -6924,6 +7255,12 @@
                 <w:lang w:val="es-CO"/>
               </w:rPr>
             </w:pPr>
+            <w:r>
+              <w:rPr>
+                <w:lang w:val="es-CO"/>
+              </w:rPr>
+              <w:t>1</w:t>
+            </w:r>
           </w:p>
         </w:tc>
       </w:tr>
@@ -6949,6 +7286,12 @@
                 <w:lang w:val="es-CO"/>
               </w:rPr>
             </w:pPr>
+            <w:r>
+              <w:rPr>
+                <w:lang w:val="es-CO"/>
+              </w:rPr>
+              <w:t>25/09/25</w:t>
+            </w:r>
           </w:p>
         </w:tc>
         <w:tc>
@@ -6968,6 +7311,12 @@
                 <w:lang w:val="es-CO"/>
               </w:rPr>
             </w:pPr>
+            <w:r>
+              <w:rPr>
+                <w:lang w:val="es-CO"/>
+              </w:rPr>
+              <w:t>2pm</w:t>
+            </w:r>
           </w:p>
         </w:tc>
         <w:tc>
@@ -6987,6 +7336,12 @@
                 <w:lang w:val="es-CO"/>
               </w:rPr>
             </w:pPr>
+            <w:r>
+              <w:rPr>
+                <w:lang w:val="es-CO"/>
+              </w:rPr>
+              <w:t>5pm</w:t>
+            </w:r>
           </w:p>
         </w:tc>
         <w:tc>
@@ -7006,6 +7361,12 @@
                 <w:lang w:val="es-CO"/>
               </w:rPr>
             </w:pPr>
+            <w:r>
+              <w:rPr>
+                <w:lang w:val="es-CO"/>
+              </w:rPr>
+              <w:t>0min</w:t>
+            </w:r>
           </w:p>
         </w:tc>
         <w:tc>
@@ -7025,6 +7386,12 @@
                 <w:lang w:val="es-CO"/>
               </w:rPr>
             </w:pPr>
+            <w:r>
+              <w:rPr>
+                <w:lang w:val="es-CO"/>
+              </w:rPr>
+              <w:t>180min</w:t>
+            </w:r>
           </w:p>
         </w:tc>
         <w:tc>
@@ -7044,6 +7411,40 @@
                 <w:lang w:val="es-CO"/>
               </w:rPr>
             </w:pPr>
+            <w:r>
+              <w:rPr>
+                <w:lang w:val="es-CO"/>
+              </w:rPr>
+              <w:t>Configurar</w:t>
+            </w:r>
+          </w:p>
+          <w:p>
+            <w:pPr>
+              <w:jc w:val="center"/>
+              <w:rPr>
+                <w:lang w:val="es-CO"/>
+              </w:rPr>
+            </w:pPr>
+            <w:r>
+              <w:rPr>
+                <w:lang w:val="es-CO"/>
+              </w:rPr>
+              <w:t>proyecto y</w:t>
+            </w:r>
+          </w:p>
+          <w:p>
+            <w:pPr>
+              <w:jc w:val="center"/>
+              <w:rPr>
+                <w:lang w:val="es-CO"/>
+              </w:rPr>
+            </w:pPr>
+            <w:r>
+              <w:rPr>
+                <w:lang w:val="es-CO"/>
+              </w:rPr>
+              <w:t>conexión a BD</w:t>
+            </w:r>
           </w:p>
         </w:tc>
         <w:tc>
@@ -7064,6 +7465,20 @@
                 <w:lang w:val="es-CO"/>
               </w:rPr>
             </w:pPr>
+            <w:r>
+              <w:rPr>
+                <w:lang w:val="es-CO"/>
+              </w:rPr>
+              <w:t>Proyecto</w:t>
+            </w:r>
+          </w:p>
+          <w:p>
+            <w:pPr>
+              <w:jc w:val="center"/>
+              <w:rPr>
+                <w:lang w:val="es-CO"/>
+              </w:rPr>
+            </w:pPr>
           </w:p>
         </w:tc>
         <w:tc>
@@ -7083,6 +7498,52 @@
                 <w:lang w:val="es-CO"/>
               </w:rPr>
             </w:pPr>
+            <w:r>
+              <w:rPr>
+                <w:lang w:val="es-CO"/>
+              </w:rPr>
+              <w:t xml:space="preserve">Proyecto Django; </w:t>
+            </w:r>
+            <w:proofErr w:type="spellStart"/>
+            <w:r>
+              <w:rPr>
+                <w:lang w:val="es-CO"/>
+              </w:rPr>
+              <w:t>settings</w:t>
+            </w:r>
+            <w:proofErr w:type="spellEnd"/>
+            <w:r>
+              <w:rPr>
+                <w:lang w:val="es-CO"/>
+              </w:rPr>
+              <w:t xml:space="preserve"> por entorno;</w:t>
+            </w:r>
+          </w:p>
+          <w:p>
+            <w:pPr>
+              <w:rPr>
+                <w:lang w:val="es-CO"/>
+              </w:rPr>
+            </w:pPr>
+            <w:r>
+              <w:rPr>
+                <w:lang w:val="es-CO"/>
+              </w:rPr>
+              <w:t>conexión a Azure SQL Server;</w:t>
+            </w:r>
+          </w:p>
+          <w:p>
+            <w:pPr>
+              <w:rPr>
+                <w:lang w:val="es-CO"/>
+              </w:rPr>
+            </w:pPr>
+            <w:r>
+              <w:rPr>
+                <w:lang w:val="es-CO"/>
+              </w:rPr>
+              <w:t>migraciones iniciales.</w:t>
+            </w:r>
           </w:p>
         </w:tc>
         <w:tc>
@@ -7101,6 +7562,12 @@
                 <w:lang w:val="es-CO"/>
               </w:rPr>
             </w:pPr>
+            <w:r>
+              <w:rPr>
+                <w:lang w:val="es-CO"/>
+              </w:rPr>
+              <w:t>si</w:t>
+            </w:r>
           </w:p>
         </w:tc>
         <w:tc>
@@ -7119,6 +7586,12 @@
                 <w:lang w:val="es-CO"/>
               </w:rPr>
             </w:pPr>
+            <w:r>
+              <w:rPr>
+                <w:lang w:val="es-CO"/>
+              </w:rPr>
+              <w:t>1</w:t>
+            </w:r>
           </w:p>
         </w:tc>
       </w:tr>
@@ -7144,6 +7617,12 @@
                 <w:lang w:val="es-CO"/>
               </w:rPr>
             </w:pPr>
+            <w:r>
+              <w:rPr>
+                <w:lang w:val="es-CO"/>
+              </w:rPr>
+              <w:t>25/09/25</w:t>
+            </w:r>
           </w:p>
         </w:tc>
         <w:tc>
@@ -7163,6 +7642,12 @@
                 <w:lang w:val="es-CO"/>
               </w:rPr>
             </w:pPr>
+            <w:r>
+              <w:rPr>
+                <w:lang w:val="es-CO"/>
+              </w:rPr>
+              <w:t>2pm</w:t>
+            </w:r>
           </w:p>
         </w:tc>
         <w:tc>
@@ -7182,6 +7667,12 @@
                 <w:lang w:val="es-CO"/>
               </w:rPr>
             </w:pPr>
+            <w:r>
+              <w:rPr>
+                <w:lang w:val="es-CO"/>
+              </w:rPr>
+              <w:t>5pm</w:t>
+            </w:r>
           </w:p>
         </w:tc>
         <w:tc>
@@ -7201,6 +7692,12 @@
                 <w:lang w:val="es-CO"/>
               </w:rPr>
             </w:pPr>
+            <w:r>
+              <w:rPr>
+                <w:lang w:val="es-CO"/>
+              </w:rPr>
+              <w:t>0min</w:t>
+            </w:r>
           </w:p>
         </w:tc>
         <w:tc>
@@ -7220,6 +7717,12 @@
                 <w:lang w:val="es-CO"/>
               </w:rPr>
             </w:pPr>
+            <w:r>
+              <w:rPr>
+                <w:lang w:val="es-CO"/>
+              </w:rPr>
+              <w:t>180min</w:t>
+            </w:r>
           </w:p>
         </w:tc>
         <w:tc>
@@ -7239,6 +7742,42 @@
                 <w:lang w:val="es-CO"/>
               </w:rPr>
             </w:pPr>
+            <w:r>
+              <w:rPr>
+                <w:lang w:val="es-CO"/>
+              </w:rPr>
+              <w:t>Autenticación:</w:t>
+            </w:r>
+          </w:p>
+          <w:p>
+            <w:pPr>
+              <w:jc w:val="center"/>
+              <w:rPr>
+                <w:lang w:val="es-CO"/>
+              </w:rPr>
+            </w:pPr>
+            <w:proofErr w:type="spellStart"/>
+            <w:r>
+              <w:rPr>
+                <w:lang w:val="es-CO"/>
+              </w:rPr>
+              <w:t>Login</w:t>
+            </w:r>
+            <w:proofErr w:type="spellEnd"/>
+            <w:r>
+              <w:rPr>
+                <w:lang w:val="es-CO"/>
+              </w:rPr>
+              <w:t>/</w:t>
+            </w:r>
+            <w:proofErr w:type="spellStart"/>
+            <w:r>
+              <w:rPr>
+                <w:lang w:val="es-CO"/>
+              </w:rPr>
+              <w:t>Register</w:t>
+            </w:r>
+            <w:proofErr w:type="spellEnd"/>
           </w:p>
         </w:tc>
         <w:tc>
@@ -7259,6 +7798,20 @@
                 <w:lang w:val="es-CO"/>
               </w:rPr>
             </w:pPr>
+            <w:r>
+              <w:rPr>
+                <w:lang w:val="es-CO"/>
+              </w:rPr>
+              <w:t>Proyecto</w:t>
+            </w:r>
+          </w:p>
+          <w:p>
+            <w:pPr>
+              <w:jc w:val="center"/>
+              <w:rPr>
+                <w:lang w:val="es-CO"/>
+              </w:rPr>
+            </w:pPr>
           </w:p>
         </w:tc>
         <w:tc>
@@ -7278,6 +7831,46 @@
                 <w:lang w:val="es-CO"/>
               </w:rPr>
             </w:pPr>
+            <w:proofErr w:type="spellStart"/>
+            <w:r>
+              <w:rPr>
+                <w:lang w:val="es-CO"/>
+              </w:rPr>
+              <w:t>Endpoints</w:t>
+            </w:r>
+            <w:proofErr w:type="spellEnd"/>
+            <w:r>
+              <w:rPr>
+                <w:lang w:val="es-CO"/>
+              </w:rPr>
+              <w:t xml:space="preserve"> para autenticación y creación</w:t>
+            </w:r>
+          </w:p>
+          <w:p>
+            <w:pPr>
+              <w:rPr>
+                <w:lang w:val="es-CO"/>
+              </w:rPr>
+            </w:pPr>
+            <w:r>
+              <w:rPr>
+                <w:lang w:val="es-CO"/>
+              </w:rPr>
+              <w:t>de usuario; emisión/validación de</w:t>
+            </w:r>
+          </w:p>
+          <w:p>
+            <w:pPr>
+              <w:rPr>
+                <w:lang w:val="es-CO"/>
+              </w:rPr>
+            </w:pPr>
+            <w:r>
+              <w:rPr>
+                <w:lang w:val="es-CO"/>
+              </w:rPr>
+              <w:t>sesión/token</w:t>
+            </w:r>
           </w:p>
         </w:tc>
         <w:tc>
@@ -7296,6 +7889,12 @@
                 <w:lang w:val="es-CO"/>
               </w:rPr>
             </w:pPr>
+            <w:r>
+              <w:rPr>
+                <w:lang w:val="es-CO"/>
+              </w:rPr>
+              <w:t>si</w:t>
+            </w:r>
           </w:p>
         </w:tc>
         <w:tc>
@@ -7314,6 +7913,12 @@
                 <w:lang w:val="es-CO"/>
               </w:rPr>
             </w:pPr>
+            <w:r>
+              <w:rPr>
+                <w:lang w:val="es-CO"/>
+              </w:rPr>
+              <w:t>1</w:t>
+            </w:r>
           </w:p>
         </w:tc>
       </w:tr>
@@ -7339,6 +7944,12 @@
                 <w:lang w:val="es-CO"/>
               </w:rPr>
             </w:pPr>
+            <w:r>
+              <w:rPr>
+                <w:lang w:val="es-CO"/>
+              </w:rPr>
+              <w:t>25/09/25</w:t>
+            </w:r>
           </w:p>
         </w:tc>
         <w:tc>
@@ -7358,6 +7969,12 @@
                 <w:lang w:val="es-CO"/>
               </w:rPr>
             </w:pPr>
+            <w:r>
+              <w:rPr>
+                <w:lang w:val="es-CO"/>
+              </w:rPr>
+              <w:t>2pm</w:t>
+            </w:r>
           </w:p>
         </w:tc>
         <w:tc>
@@ -7377,6 +7994,12 @@
                 <w:lang w:val="es-CO"/>
               </w:rPr>
             </w:pPr>
+            <w:r>
+              <w:rPr>
+                <w:lang w:val="es-CO"/>
+              </w:rPr>
+              <w:t>5pm</w:t>
+            </w:r>
           </w:p>
         </w:tc>
         <w:tc>
@@ -7396,6 +8019,12 @@
                 <w:lang w:val="es-CO"/>
               </w:rPr>
             </w:pPr>
+            <w:r>
+              <w:rPr>
+                <w:lang w:val="es-CO"/>
+              </w:rPr>
+              <w:t>0min</w:t>
+            </w:r>
           </w:p>
         </w:tc>
         <w:tc>
@@ -7415,6 +8044,12 @@
                 <w:lang w:val="es-CO"/>
               </w:rPr>
             </w:pPr>
+            <w:r>
+              <w:rPr>
+                <w:lang w:val="es-CO"/>
+              </w:rPr>
+              <w:t>180min</w:t>
+            </w:r>
           </w:p>
         </w:tc>
         <w:tc>
@@ -7434,6 +8069,26 @@
                 <w:lang w:val="es-CO"/>
               </w:rPr>
             </w:pPr>
+            <w:r>
+              <w:rPr>
+                <w:lang w:val="es-CO"/>
+              </w:rPr>
+              <w:t>API Proyectos</w:t>
+            </w:r>
+          </w:p>
+          <w:p>
+            <w:pPr>
+              <w:jc w:val="center"/>
+              <w:rPr>
+                <w:lang w:val="es-CO"/>
+              </w:rPr>
+            </w:pPr>
+            <w:r>
+              <w:rPr>
+                <w:lang w:val="es-CO"/>
+              </w:rPr>
+              <w:t>(CRUD)</w:t>
+            </w:r>
           </w:p>
         </w:tc>
         <w:tc>
@@ -7454,6 +8109,20 @@
                 <w:lang w:val="es-CO"/>
               </w:rPr>
             </w:pPr>
+            <w:r>
+              <w:rPr>
+                <w:lang w:val="es-CO"/>
+              </w:rPr>
+              <w:t>Proyecto</w:t>
+            </w:r>
+          </w:p>
+          <w:p>
+            <w:pPr>
+              <w:jc w:val="center"/>
+              <w:rPr>
+                <w:lang w:val="es-CO"/>
+              </w:rPr>
+            </w:pPr>
           </w:p>
         </w:tc>
         <w:tc>
@@ -7473,6 +8142,46 @@
                 <w:lang w:val="es-CO"/>
               </w:rPr>
             </w:pPr>
+            <w:proofErr w:type="spellStart"/>
+            <w:r>
+              <w:rPr>
+                <w:lang w:val="es-CO"/>
+              </w:rPr>
+              <w:t>Endpoints</w:t>
+            </w:r>
+            <w:proofErr w:type="spellEnd"/>
+            <w:r>
+              <w:rPr>
+                <w:lang w:val="es-CO"/>
+              </w:rPr>
+              <w:t>: listar, crear, obtener,</w:t>
+            </w:r>
+          </w:p>
+          <w:p>
+            <w:pPr>
+              <w:rPr>
+                <w:lang w:val="es-CO"/>
+              </w:rPr>
+            </w:pPr>
+            <w:r>
+              <w:rPr>
+                <w:lang w:val="es-CO"/>
+              </w:rPr>
+              <w:t>actualizar, eliminar; permisos por</w:t>
+            </w:r>
+          </w:p>
+          <w:p>
+            <w:pPr>
+              <w:rPr>
+                <w:lang w:val="es-CO"/>
+              </w:rPr>
+            </w:pPr>
+            <w:r>
+              <w:rPr>
+                <w:lang w:val="es-CO"/>
+              </w:rPr>
+              <w:t>usuario; validaciones.</w:t>
+            </w:r>
           </w:p>
         </w:tc>
         <w:tc>
@@ -7491,6 +8200,12 @@
                 <w:lang w:val="es-CO"/>
               </w:rPr>
             </w:pPr>
+            <w:r>
+              <w:rPr>
+                <w:lang w:val="es-CO"/>
+              </w:rPr>
+              <w:t>si</w:t>
+            </w:r>
           </w:p>
         </w:tc>
         <w:tc>
@@ -7509,6 +8224,12 @@
                 <w:lang w:val="es-CO"/>
               </w:rPr>
             </w:pPr>
+            <w:r>
+              <w:rPr>
+                <w:lang w:val="es-CO"/>
+              </w:rPr>
+              <w:t>1</w:t>
+            </w:r>
           </w:p>
         </w:tc>
       </w:tr>
@@ -7534,6 +8255,12 @@
                 <w:lang w:val="es-CO"/>
               </w:rPr>
             </w:pPr>
+            <w:r>
+              <w:rPr>
+                <w:lang w:val="es-CO"/>
+              </w:rPr>
+              <w:t>25/09/25</w:t>
+            </w:r>
           </w:p>
         </w:tc>
         <w:tc>
@@ -7553,6 +8280,12 @@
                 <w:lang w:val="es-CO"/>
               </w:rPr>
             </w:pPr>
+            <w:r>
+              <w:rPr>
+                <w:lang w:val="es-CO"/>
+              </w:rPr>
+              <w:t>2pm</w:t>
+            </w:r>
           </w:p>
         </w:tc>
         <w:tc>
@@ -7572,6 +8305,12 @@
                 <w:lang w:val="es-CO"/>
               </w:rPr>
             </w:pPr>
+            <w:r>
+              <w:rPr>
+                <w:lang w:val="es-CO"/>
+              </w:rPr>
+              <w:t>5pm</w:t>
+            </w:r>
           </w:p>
         </w:tc>
         <w:tc>
@@ -7591,6 +8330,12 @@
                 <w:lang w:val="es-CO"/>
               </w:rPr>
             </w:pPr>
+            <w:r>
+              <w:rPr>
+                <w:lang w:val="es-CO"/>
+              </w:rPr>
+              <w:t>0min</w:t>
+            </w:r>
           </w:p>
         </w:tc>
         <w:tc>
@@ -7610,6 +8355,12 @@
                 <w:lang w:val="es-CO"/>
               </w:rPr>
             </w:pPr>
+            <w:r>
+              <w:rPr>
+                <w:lang w:val="es-CO"/>
+              </w:rPr>
+              <w:t>180min</w:t>
+            </w:r>
           </w:p>
         </w:tc>
         <w:tc>
@@ -7629,6 +8380,26 @@
                 <w:lang w:val="es-CO"/>
               </w:rPr>
             </w:pPr>
+            <w:r>
+              <w:rPr>
+                <w:lang w:val="es-CO"/>
+              </w:rPr>
+              <w:t>API Tareas</w:t>
+            </w:r>
+          </w:p>
+          <w:p>
+            <w:pPr>
+              <w:jc w:val="center"/>
+              <w:rPr>
+                <w:lang w:val="es-CO"/>
+              </w:rPr>
+            </w:pPr>
+            <w:r>
+              <w:rPr>
+                <w:lang w:val="es-CO"/>
+              </w:rPr>
+              <w:t>(CRUD + flujo)</w:t>
+            </w:r>
           </w:p>
         </w:tc>
         <w:tc>
@@ -7649,6 +8420,20 @@
                 <w:lang w:val="es-CO"/>
               </w:rPr>
             </w:pPr>
+            <w:r>
+              <w:rPr>
+                <w:lang w:val="es-CO"/>
+              </w:rPr>
+              <w:t>Proyecto</w:t>
+            </w:r>
+          </w:p>
+          <w:p>
+            <w:pPr>
+              <w:jc w:val="center"/>
+              <w:rPr>
+                <w:lang w:val="es-CO"/>
+              </w:rPr>
+            </w:pPr>
           </w:p>
         </w:tc>
         <w:tc>
@@ -7668,6 +8453,46 @@
                 <w:lang w:val="es-CO"/>
               </w:rPr>
             </w:pPr>
+            <w:proofErr w:type="spellStart"/>
+            <w:r>
+              <w:rPr>
+                <w:lang w:val="es-CO"/>
+              </w:rPr>
+              <w:t>Endpoints</w:t>
+            </w:r>
+            <w:proofErr w:type="spellEnd"/>
+            <w:r>
+              <w:rPr>
+                <w:lang w:val="es-CO"/>
+              </w:rPr>
+              <w:t>: listar/filtrar, crear, asignar</w:t>
+            </w:r>
+          </w:p>
+          <w:p>
+            <w:pPr>
+              <w:rPr>
+                <w:lang w:val="es-CO"/>
+              </w:rPr>
+            </w:pPr>
+            <w:r>
+              <w:rPr>
+                <w:lang w:val="es-CO"/>
+              </w:rPr>
+              <w:t>usuario, registrar tiempo, marcar</w:t>
+            </w:r>
+          </w:p>
+          <w:p>
+            <w:pPr>
+              <w:rPr>
+                <w:lang w:val="es-CO"/>
+              </w:rPr>
+            </w:pPr>
+            <w:r>
+              <w:rPr>
+                <w:lang w:val="es-CO"/>
+              </w:rPr>
+              <w:t>completada.</w:t>
+            </w:r>
           </w:p>
         </w:tc>
         <w:tc>
@@ -7686,6 +8511,12 @@
                 <w:lang w:val="es-CO"/>
               </w:rPr>
             </w:pPr>
+            <w:r>
+              <w:rPr>
+                <w:lang w:val="es-CO"/>
+              </w:rPr>
+              <w:t>si</w:t>
+            </w:r>
           </w:p>
         </w:tc>
         <w:tc>
@@ -7704,6 +8535,12 @@
                 <w:lang w:val="es-CO"/>
               </w:rPr>
             </w:pPr>
+            <w:r>
+              <w:rPr>
+                <w:lang w:val="es-CO"/>
+              </w:rPr>
+              <w:t>1</w:t>
+            </w:r>
           </w:p>
         </w:tc>
       </w:tr>
@@ -7729,6 +8566,13 @@
                 <w:lang w:val="es-CO"/>
               </w:rPr>
             </w:pPr>
+            <w:r>
+              <w:rPr>
+                <w:lang w:val="es-CO"/>
+              </w:rPr>
+              <w:lastRenderedPageBreak/>
+              <w:t>25/09/25</w:t>
+            </w:r>
           </w:p>
         </w:tc>
         <w:tc>
@@ -7748,6 +8592,12 @@
                 <w:lang w:val="es-CO"/>
               </w:rPr>
             </w:pPr>
+            <w:r>
+              <w:rPr>
+                <w:lang w:val="es-CO"/>
+              </w:rPr>
+              <w:t>2pm</w:t>
+            </w:r>
           </w:p>
         </w:tc>
         <w:tc>
@@ -7767,6 +8617,12 @@
                 <w:lang w:val="es-CO"/>
               </w:rPr>
             </w:pPr>
+            <w:r>
+              <w:rPr>
+                <w:lang w:val="es-CO"/>
+              </w:rPr>
+              <w:t>5pm</w:t>
+            </w:r>
           </w:p>
         </w:tc>
         <w:tc>
@@ -7786,6 +8642,12 @@
                 <w:lang w:val="es-CO"/>
               </w:rPr>
             </w:pPr>
+            <w:r>
+              <w:rPr>
+                <w:lang w:val="es-CO"/>
+              </w:rPr>
+              <w:t>0min</w:t>
+            </w:r>
           </w:p>
         </w:tc>
         <w:tc>
@@ -7805,6 +8667,12 @@
                 <w:lang w:val="es-CO"/>
               </w:rPr>
             </w:pPr>
+            <w:r>
+              <w:rPr>
+                <w:lang w:val="es-CO"/>
+              </w:rPr>
+              <w:t>180min</w:t>
+            </w:r>
           </w:p>
         </w:tc>
         <w:tc>
@@ -7824,6 +8692,28 @@
                 <w:lang w:val="es-CO"/>
               </w:rPr>
             </w:pPr>
+            <w:proofErr w:type="spellStart"/>
+            <w:r>
+              <w:rPr>
+                <w:lang w:val="es-CO"/>
+              </w:rPr>
+              <w:t>Serializadores</w:t>
+            </w:r>
+            <w:proofErr w:type="spellEnd"/>
+          </w:p>
+          <w:p>
+            <w:pPr>
+              <w:jc w:val="center"/>
+              <w:rPr>
+                <w:lang w:val="es-CO"/>
+              </w:rPr>
+            </w:pPr>
+            <w:r>
+              <w:rPr>
+                <w:lang w:val="es-CO"/>
+              </w:rPr>
+              <w:t>y validaciones</w:t>
+            </w:r>
           </w:p>
         </w:tc>
         <w:tc>
@@ -7844,6 +8734,20 @@
                 <w:lang w:val="es-CO"/>
               </w:rPr>
             </w:pPr>
+            <w:r>
+              <w:rPr>
+                <w:lang w:val="es-CO"/>
+              </w:rPr>
+              <w:t>Proyecto</w:t>
+            </w:r>
+          </w:p>
+          <w:p>
+            <w:pPr>
+              <w:jc w:val="center"/>
+              <w:rPr>
+                <w:lang w:val="es-CO"/>
+              </w:rPr>
+            </w:pPr>
           </w:p>
         </w:tc>
         <w:tc>
@@ -7863,6 +8767,47 @@
                 <w:lang w:val="es-CO"/>
               </w:rPr>
             </w:pPr>
+            <w:r>
+              <w:rPr>
+                <w:lang w:val="es-CO"/>
+              </w:rPr>
+              <w:t xml:space="preserve">Validación de </w:t>
+            </w:r>
+            <w:proofErr w:type="spellStart"/>
+            <w:r>
+              <w:rPr>
+                <w:lang w:val="es-CO"/>
+              </w:rPr>
+              <w:t>payloads</w:t>
+            </w:r>
+            <w:proofErr w:type="spellEnd"/>
+            <w:r>
+              <w:rPr>
+                <w:lang w:val="es-CO"/>
+              </w:rPr>
+              <w:t>; mensajes de</w:t>
+            </w:r>
+          </w:p>
+          <w:p>
+            <w:pPr>
+              <w:rPr>
+                <w:lang w:val="es-CO"/>
+              </w:rPr>
+            </w:pPr>
+            <w:proofErr w:type="gramStart"/>
+            <w:r>
+              <w:rPr>
+                <w:lang w:val="es-CO"/>
+              </w:rPr>
+              <w:t>error consistentes</w:t>
+            </w:r>
+            <w:proofErr w:type="gramEnd"/>
+            <w:r>
+              <w:rPr>
+                <w:lang w:val="es-CO"/>
+              </w:rPr>
+              <w:t>; manejo de estados.</w:t>
+            </w:r>
           </w:p>
         </w:tc>
         <w:tc>
@@ -7881,6 +8826,12 @@
                 <w:lang w:val="es-CO"/>
               </w:rPr>
             </w:pPr>
+            <w:r>
+              <w:rPr>
+                <w:lang w:val="es-CO"/>
+              </w:rPr>
+              <w:t>Si</w:t>
+            </w:r>
           </w:p>
         </w:tc>
         <w:tc>
@@ -7899,6 +8850,12 @@
                 <w:lang w:val="es-CO"/>
               </w:rPr>
             </w:pPr>
+            <w:r>
+              <w:rPr>
+                <w:lang w:val="es-CO"/>
+              </w:rPr>
+              <w:t>1</w:t>
+            </w:r>
           </w:p>
         </w:tc>
       </w:tr>
@@ -7924,6 +8881,12 @@
                 <w:lang w:val="es-CO"/>
               </w:rPr>
             </w:pPr>
+            <w:r>
+              <w:rPr>
+                <w:lang w:val="es-CO"/>
+              </w:rPr>
+              <w:t>25/09/25</w:t>
+            </w:r>
           </w:p>
         </w:tc>
         <w:tc>
@@ -7943,6 +8906,12 @@
                 <w:lang w:val="es-CO"/>
               </w:rPr>
             </w:pPr>
+            <w:r>
+              <w:rPr>
+                <w:lang w:val="es-CO"/>
+              </w:rPr>
+              <w:t>2pm</w:t>
+            </w:r>
           </w:p>
         </w:tc>
         <w:tc>
@@ -7962,6 +8931,12 @@
                 <w:lang w:val="es-CO"/>
               </w:rPr>
             </w:pPr>
+            <w:r>
+              <w:rPr>
+                <w:lang w:val="es-CO"/>
+              </w:rPr>
+              <w:t>5pm</w:t>
+            </w:r>
           </w:p>
         </w:tc>
         <w:tc>
@@ -7981,6 +8956,12 @@
                 <w:lang w:val="es-CO"/>
               </w:rPr>
             </w:pPr>
+            <w:r>
+              <w:rPr>
+                <w:lang w:val="es-CO"/>
+              </w:rPr>
+              <w:t>0min</w:t>
+            </w:r>
           </w:p>
         </w:tc>
         <w:tc>
@@ -8000,6 +8981,12 @@
                 <w:lang w:val="es-CO"/>
               </w:rPr>
             </w:pPr>
+            <w:r>
+              <w:rPr>
+                <w:lang w:val="es-CO"/>
+              </w:rPr>
+              <w:t>180min</w:t>
+            </w:r>
           </w:p>
         </w:tc>
         <w:tc>
@@ -8019,6 +9006,12 @@
                 <w:lang w:val="es-CO"/>
               </w:rPr>
             </w:pPr>
+            <w:r>
+              <w:rPr>
+                <w:lang w:val="es-CO"/>
+              </w:rPr>
+              <w:t>Documentación API</w:t>
+            </w:r>
           </w:p>
         </w:tc>
         <w:tc>
@@ -8039,6 +9032,20 @@
                 <w:lang w:val="es-CO"/>
               </w:rPr>
             </w:pPr>
+            <w:r>
+              <w:rPr>
+                <w:lang w:val="es-CO"/>
+              </w:rPr>
+              <w:t>Proyecto</w:t>
+            </w:r>
+          </w:p>
+          <w:p>
+            <w:pPr>
+              <w:jc w:val="center"/>
+              <w:rPr>
+                <w:lang w:val="es-CO"/>
+              </w:rPr>
+            </w:pPr>
           </w:p>
         </w:tc>
         <w:tc>
@@ -8058,6 +9065,76 @@
                 <w:lang w:val="es-CO"/>
               </w:rPr>
             </w:pPr>
+            <w:proofErr w:type="spellStart"/>
+            <w:r>
+              <w:rPr>
+                <w:lang w:val="es-CO"/>
+              </w:rPr>
+              <w:t>Auto-doc</w:t>
+            </w:r>
+            <w:proofErr w:type="spellEnd"/>
+            <w:r>
+              <w:rPr>
+                <w:lang w:val="es-CO"/>
+              </w:rPr>
+              <w:t xml:space="preserve"> (</w:t>
+            </w:r>
+            <w:proofErr w:type="spellStart"/>
+            <w:r>
+              <w:rPr>
+                <w:lang w:val="es-CO"/>
+              </w:rPr>
+              <w:t>Swagger</w:t>
+            </w:r>
+            <w:proofErr w:type="spellEnd"/>
+            <w:r>
+              <w:rPr>
+                <w:lang w:val="es-CO"/>
+              </w:rPr>
+              <w:t>/</w:t>
+            </w:r>
+            <w:proofErr w:type="spellStart"/>
+            <w:r>
+              <w:rPr>
+                <w:lang w:val="es-CO"/>
+              </w:rPr>
+              <w:t>Redoc</w:t>
+            </w:r>
+            <w:proofErr w:type="spellEnd"/>
+            <w:r>
+              <w:rPr>
+                <w:lang w:val="es-CO"/>
+              </w:rPr>
+              <w:t>) o colección</w:t>
+            </w:r>
+          </w:p>
+          <w:p>
+            <w:pPr>
+              <w:rPr>
+                <w:lang w:val="es-CO"/>
+              </w:rPr>
+            </w:pPr>
+            <w:proofErr w:type="spellStart"/>
+            <w:r>
+              <w:rPr>
+                <w:lang w:val="es-CO"/>
+              </w:rPr>
+              <w:t>Postman</w:t>
+            </w:r>
+            <w:proofErr w:type="spellEnd"/>
+            <w:r>
+              <w:rPr>
+                <w:lang w:val="es-CO"/>
+              </w:rPr>
+              <w:t xml:space="preserve"> exportada.</w:t>
+            </w:r>
+          </w:p>
+          <w:p>
+            <w:pPr>
+              <w:rPr>
+                <w:lang w:val="es-CO"/>
+              </w:rPr>
+            </w:pPr>
           </w:p>
         </w:tc>
         <w:tc>
@@ -8076,6 +9153,12 @@
                 <w:lang w:val="es-CO"/>
               </w:rPr>
             </w:pPr>
+            <w:r>
+              <w:rPr>
+                <w:lang w:val="es-CO"/>
+              </w:rPr>
+              <w:t>si</w:t>
+            </w:r>
           </w:p>
         </w:tc>
         <w:tc>
@@ -8094,6 +9177,12 @@
                 <w:lang w:val="es-CO"/>
               </w:rPr>
             </w:pPr>
+            <w:r>
+              <w:rPr>
+                <w:lang w:val="es-CO"/>
+              </w:rPr>
+              <w:t>1</w:t>
+            </w:r>
           </w:p>
         </w:tc>
       </w:tr>
@@ -8119,6 +9208,12 @@
                 <w:lang w:val="es-CO"/>
               </w:rPr>
             </w:pPr>
+            <w:r>
+              <w:rPr>
+                <w:lang w:val="es-CO"/>
+              </w:rPr>
+              <w:t>25/09/25</w:t>
+            </w:r>
           </w:p>
         </w:tc>
         <w:tc>
@@ -8138,6 +9233,12 @@
                 <w:lang w:val="es-CO"/>
               </w:rPr>
             </w:pPr>
+            <w:r>
+              <w:rPr>
+                <w:lang w:val="es-CO"/>
+              </w:rPr>
+              <w:t>2pm</w:t>
+            </w:r>
           </w:p>
         </w:tc>
         <w:tc>
@@ -8157,6 +9258,12 @@
                 <w:lang w:val="es-CO"/>
               </w:rPr>
             </w:pPr>
+            <w:r>
+              <w:rPr>
+                <w:lang w:val="es-CO"/>
+              </w:rPr>
+              <w:t>5pm</w:t>
+            </w:r>
           </w:p>
         </w:tc>
         <w:tc>
@@ -8176,6 +9283,12 @@
                 <w:lang w:val="es-CO"/>
               </w:rPr>
             </w:pPr>
+            <w:r>
+              <w:rPr>
+                <w:lang w:val="es-CO"/>
+              </w:rPr>
+              <w:t>0min</w:t>
+            </w:r>
           </w:p>
         </w:tc>
         <w:tc>
@@ -8195,6 +9308,12 @@
                 <w:lang w:val="es-CO"/>
               </w:rPr>
             </w:pPr>
+            <w:r>
+              <w:rPr>
+                <w:lang w:val="es-CO"/>
+              </w:rPr>
+              <w:t>180min</w:t>
+            </w:r>
           </w:p>
         </w:tc>
         <w:tc>
@@ -8214,6 +9333,26 @@
                 <w:lang w:val="es-CO"/>
               </w:rPr>
             </w:pPr>
+            <w:r>
+              <w:rPr>
+                <w:lang w:val="es-CO"/>
+              </w:rPr>
+              <w:t>Revisiones e</w:t>
+            </w:r>
+          </w:p>
+          <w:p>
+            <w:pPr>
+              <w:jc w:val="center"/>
+              <w:rPr>
+                <w:lang w:val="es-CO"/>
+              </w:rPr>
+            </w:pPr>
+            <w:r>
+              <w:rPr>
+                <w:lang w:val="es-CO"/>
+              </w:rPr>
+              <w:t>inspecciones</w:t>
+            </w:r>
           </w:p>
         </w:tc>
         <w:tc>
@@ -8234,6 +9373,20 @@
                 <w:lang w:val="es-CO"/>
               </w:rPr>
             </w:pPr>
+            <w:r>
+              <w:rPr>
+                <w:lang w:val="es-CO"/>
+              </w:rPr>
+              <w:t>Proyecto</w:t>
+            </w:r>
+          </w:p>
+          <w:p>
+            <w:pPr>
+              <w:jc w:val="center"/>
+              <w:rPr>
+                <w:lang w:val="es-CO"/>
+              </w:rPr>
+            </w:pPr>
           </w:p>
         </w:tc>
         <w:tc>
@@ -8250,9 +9403,42 @@
           <w:p>
             <w:pPr>
               <w:rPr>
-                <w:lang w:val="es-CO"/>
-              </w:rPr>
-            </w:pPr>
+                <w:lang w:val="en-US"/>
+              </w:rPr>
+            </w:pPr>
+            <w:r>
+              <w:rPr>
+                <w:lang w:val="en-US"/>
+              </w:rPr>
+              <w:t>Pull requests con checklist (</w:t>
+            </w:r>
+            <w:proofErr w:type="spellStart"/>
+            <w:r>
+              <w:rPr>
+                <w:lang w:val="en-US"/>
+              </w:rPr>
+              <w:t>seguridad</w:t>
+            </w:r>
+            <w:proofErr w:type="spellEnd"/>
+            <w:r>
+              <w:rPr>
+                <w:lang w:val="en-US"/>
+              </w:rPr>
+              <w:t>,</w:t>
+            </w:r>
+          </w:p>
+          <w:p>
+            <w:pPr>
+              <w:rPr>
+                <w:lang w:val="es-CO"/>
+              </w:rPr>
+            </w:pPr>
+            <w:r>
+              <w:rPr>
+                <w:lang w:val="es-CO"/>
+              </w:rPr>
+              <w:t>validación, pruebas)</w:t>
+            </w:r>
           </w:p>
         </w:tc>
         <w:tc>
@@ -8271,6 +9457,12 @@
                 <w:lang w:val="es-CO"/>
               </w:rPr>
             </w:pPr>
+            <w:r>
+              <w:rPr>
+                <w:lang w:val="es-CO"/>
+              </w:rPr>
+              <w:t>si</w:t>
+            </w:r>
           </w:p>
         </w:tc>
         <w:tc>
@@ -8289,6 +9481,854 @@
                 <w:lang w:val="es-CO"/>
               </w:rPr>
             </w:pPr>
+            <w:r>
+              <w:rPr>
+                <w:lang w:val="es-CO"/>
+              </w:rPr>
+              <w:t>1</w:t>
+            </w:r>
+          </w:p>
+        </w:tc>
+      </w:tr>
+      <w:tr>
+        <w:trPr>
+          <w:cantSplit/>
+          <w:trHeight w:val="300"/>
+        </w:trPr>
+        <w:tc>
+          <w:tcPr>
+            <w:tcW w:w="810" w:type="dxa"/>
+            <w:tcBorders>
+              <w:top w:val="single" w:sz="6" w:space="0" w:color="auto"/>
+              <w:left w:val="single" w:sz="6" w:space="0" w:color="auto"/>
+              <w:bottom w:val="single" w:sz="6" w:space="0" w:color="auto"/>
+              <w:right w:val="single" w:sz="6" w:space="0" w:color="auto"/>
+            </w:tcBorders>
+          </w:tcPr>
+          <w:p>
+            <w:pPr>
+              <w:jc w:val="center"/>
+              <w:rPr>
+                <w:lang w:val="es-CO"/>
+              </w:rPr>
+            </w:pPr>
+            <w:r>
+              <w:rPr>
+                <w:lang w:val="es-CO"/>
+              </w:rPr>
+              <w:t>25/09/25</w:t>
+            </w:r>
+          </w:p>
+        </w:tc>
+        <w:tc>
+          <w:tcPr>
+            <w:tcW w:w="810" w:type="dxa"/>
+            <w:tcBorders>
+              <w:top w:val="single" w:sz="6" w:space="0" w:color="auto"/>
+              <w:left w:val="single" w:sz="6" w:space="0" w:color="auto"/>
+              <w:bottom w:val="single" w:sz="6" w:space="0" w:color="auto"/>
+              <w:right w:val="single" w:sz="6" w:space="0" w:color="auto"/>
+            </w:tcBorders>
+          </w:tcPr>
+          <w:p>
+            <w:pPr>
+              <w:jc w:val="center"/>
+              <w:rPr>
+                <w:lang w:val="es-CO"/>
+              </w:rPr>
+            </w:pPr>
+            <w:r>
+              <w:rPr>
+                <w:lang w:val="es-CO"/>
+              </w:rPr>
+              <w:t>2pm</w:t>
+            </w:r>
+          </w:p>
+        </w:tc>
+        <w:tc>
+          <w:tcPr>
+            <w:tcW w:w="810" w:type="dxa"/>
+            <w:tcBorders>
+              <w:top w:val="single" w:sz="6" w:space="0" w:color="auto"/>
+              <w:left w:val="single" w:sz="6" w:space="0" w:color="auto"/>
+              <w:bottom w:val="single" w:sz="6" w:space="0" w:color="auto"/>
+              <w:right w:val="single" w:sz="6" w:space="0" w:color="auto"/>
+            </w:tcBorders>
+          </w:tcPr>
+          <w:p>
+            <w:pPr>
+              <w:jc w:val="center"/>
+              <w:rPr>
+                <w:lang w:val="es-CO"/>
+              </w:rPr>
+            </w:pPr>
+            <w:r>
+              <w:rPr>
+                <w:lang w:val="es-CO"/>
+              </w:rPr>
+              <w:t>5pm</w:t>
+            </w:r>
+          </w:p>
+        </w:tc>
+        <w:tc>
+          <w:tcPr>
+            <w:tcW w:w="864" w:type="dxa"/>
+            <w:tcBorders>
+              <w:top w:val="single" w:sz="6" w:space="0" w:color="auto"/>
+              <w:left w:val="single" w:sz="6" w:space="0" w:color="auto"/>
+              <w:bottom w:val="single" w:sz="6" w:space="0" w:color="auto"/>
+              <w:right w:val="single" w:sz="6" w:space="0" w:color="auto"/>
+            </w:tcBorders>
+          </w:tcPr>
+          <w:p>
+            <w:pPr>
+              <w:jc w:val="center"/>
+              <w:rPr>
+                <w:lang w:val="es-CO"/>
+              </w:rPr>
+            </w:pPr>
+            <w:r>
+              <w:rPr>
+                <w:lang w:val="es-CO"/>
+              </w:rPr>
+              <w:t>0min</w:t>
+            </w:r>
+          </w:p>
+        </w:tc>
+        <w:tc>
+          <w:tcPr>
+            <w:tcW w:w="709" w:type="dxa"/>
+            <w:tcBorders>
+              <w:top w:val="single" w:sz="6" w:space="0" w:color="auto"/>
+              <w:left w:val="single" w:sz="6" w:space="0" w:color="auto"/>
+              <w:bottom w:val="single" w:sz="6" w:space="0" w:color="auto"/>
+              <w:right w:val="single" w:sz="6" w:space="0" w:color="auto"/>
+            </w:tcBorders>
+          </w:tcPr>
+          <w:p>
+            <w:pPr>
+              <w:jc w:val="center"/>
+              <w:rPr>
+                <w:lang w:val="es-CO"/>
+              </w:rPr>
+            </w:pPr>
+            <w:r>
+              <w:rPr>
+                <w:lang w:val="es-CO"/>
+              </w:rPr>
+              <w:t>180min</w:t>
+            </w:r>
+          </w:p>
+        </w:tc>
+        <w:tc>
+          <w:tcPr>
+            <w:tcW w:w="1393" w:type="dxa"/>
+            <w:tcBorders>
+              <w:top w:val="single" w:sz="6" w:space="0" w:color="auto"/>
+              <w:left w:val="single" w:sz="6" w:space="0" w:color="auto"/>
+              <w:bottom w:val="single" w:sz="6" w:space="0" w:color="auto"/>
+              <w:right w:val="single" w:sz="6" w:space="0" w:color="auto"/>
+            </w:tcBorders>
+          </w:tcPr>
+          <w:p>
+            <w:pPr>
+              <w:jc w:val="center"/>
+              <w:rPr>
+                <w:lang w:val="es-CO"/>
+              </w:rPr>
+            </w:pPr>
+            <w:r>
+              <w:rPr>
+                <w:lang w:val="es-CO"/>
+              </w:rPr>
+              <w:t>Evidencias</w:t>
+            </w:r>
+          </w:p>
+        </w:tc>
+        <w:tc>
+          <w:tcPr>
+            <w:tcW w:w="1026" w:type="dxa"/>
+            <w:gridSpan w:val="3"/>
+            <w:tcBorders>
+              <w:top w:val="single" w:sz="6" w:space="0" w:color="auto"/>
+              <w:left w:val="single" w:sz="6" w:space="0" w:color="auto"/>
+              <w:bottom w:val="single" w:sz="6" w:space="0" w:color="auto"/>
+              <w:right w:val="single" w:sz="6" w:space="0" w:color="auto"/>
+            </w:tcBorders>
+          </w:tcPr>
+          <w:p>
+            <w:pPr>
+              <w:jc w:val="center"/>
+              <w:rPr>
+                <w:lang w:val="es-CO"/>
+              </w:rPr>
+            </w:pPr>
+            <w:r>
+              <w:rPr>
+                <w:lang w:val="es-CO"/>
+              </w:rPr>
+              <w:t>Proyecto</w:t>
+            </w:r>
+          </w:p>
+          <w:p>
+            <w:pPr>
+              <w:jc w:val="center"/>
+              <w:rPr>
+                <w:lang w:val="es-CO"/>
+              </w:rPr>
+            </w:pPr>
+          </w:p>
+        </w:tc>
+        <w:tc>
+          <w:tcPr>
+            <w:tcW w:w="2225" w:type="dxa"/>
+            <w:gridSpan w:val="2"/>
+            <w:tcBorders>
+              <w:top w:val="single" w:sz="6" w:space="0" w:color="auto"/>
+              <w:left w:val="single" w:sz="6" w:space="0" w:color="auto"/>
+              <w:bottom w:val="single" w:sz="6" w:space="0" w:color="auto"/>
+              <w:right w:val="single" w:sz="6" w:space="0" w:color="auto"/>
+            </w:tcBorders>
+          </w:tcPr>
+          <w:p>
+            <w:pPr>
+              <w:rPr>
+                <w:lang w:val="es-CO"/>
+              </w:rPr>
+            </w:pPr>
+            <w:r>
+              <w:rPr>
+                <w:lang w:val="es-CO"/>
+              </w:rPr>
+              <w:t>Capturas/gifs de flujos, colección</w:t>
+            </w:r>
+          </w:p>
+          <w:p>
+            <w:pPr>
+              <w:rPr>
+                <w:lang w:val="es-CO"/>
+              </w:rPr>
+            </w:pPr>
+            <w:proofErr w:type="spellStart"/>
+            <w:r>
+              <w:rPr>
+                <w:lang w:val="es-CO"/>
+              </w:rPr>
+              <w:t>Postman</w:t>
+            </w:r>
+            <w:proofErr w:type="spellEnd"/>
+            <w:r>
+              <w:rPr>
+                <w:lang w:val="es-CO"/>
+              </w:rPr>
+              <w:t>, scripts de BD, instructivo de</w:t>
+            </w:r>
+          </w:p>
+          <w:p>
+            <w:pPr>
+              <w:rPr>
+                <w:lang w:val="es-CO"/>
+              </w:rPr>
+            </w:pPr>
+            <w:r>
+              <w:rPr>
+                <w:lang w:val="es-CO"/>
+              </w:rPr>
+              <w:t>arranque local.</w:t>
+            </w:r>
+          </w:p>
+        </w:tc>
+        <w:tc>
+          <w:tcPr>
+            <w:tcW w:w="425" w:type="dxa"/>
+            <w:tcBorders>
+              <w:top w:val="single" w:sz="6" w:space="0" w:color="auto"/>
+              <w:left w:val="single" w:sz="6" w:space="0" w:color="auto"/>
+              <w:bottom w:val="single" w:sz="6" w:space="0" w:color="auto"/>
+              <w:right w:val="single" w:sz="6" w:space="0" w:color="auto"/>
+            </w:tcBorders>
+          </w:tcPr>
+          <w:p>
+            <w:pPr>
+              <w:rPr>
+                <w:lang w:val="es-CO"/>
+              </w:rPr>
+            </w:pPr>
+            <w:r>
+              <w:rPr>
+                <w:lang w:val="es-CO"/>
+              </w:rPr>
+              <w:t>si</w:t>
+            </w:r>
+          </w:p>
+        </w:tc>
+        <w:tc>
+          <w:tcPr>
+            <w:tcW w:w="320" w:type="dxa"/>
+            <w:tcBorders>
+              <w:top w:val="single" w:sz="6" w:space="0" w:color="auto"/>
+              <w:left w:val="single" w:sz="6" w:space="0" w:color="auto"/>
+              <w:bottom w:val="single" w:sz="6" w:space="0" w:color="auto"/>
+              <w:right w:val="single" w:sz="6" w:space="0" w:color="auto"/>
+            </w:tcBorders>
+          </w:tcPr>
+          <w:p>
+            <w:pPr>
+              <w:rPr>
+                <w:lang w:val="es-CO"/>
+              </w:rPr>
+            </w:pPr>
+            <w:r>
+              <w:rPr>
+                <w:lang w:val="es-CO"/>
+              </w:rPr>
+              <w:t>1</w:t>
+            </w:r>
+          </w:p>
+        </w:tc>
+      </w:tr>
+      <w:tr>
+        <w:trPr>
+          <w:cantSplit/>
+          <w:trHeight w:val="300"/>
+        </w:trPr>
+        <w:tc>
+          <w:tcPr>
+            <w:tcW w:w="810" w:type="dxa"/>
+            <w:tcBorders>
+              <w:top w:val="single" w:sz="6" w:space="0" w:color="auto"/>
+              <w:left w:val="single" w:sz="6" w:space="0" w:color="auto"/>
+              <w:bottom w:val="single" w:sz="6" w:space="0" w:color="auto"/>
+              <w:right w:val="single" w:sz="6" w:space="0" w:color="auto"/>
+            </w:tcBorders>
+          </w:tcPr>
+          <w:p>
+            <w:pPr>
+              <w:jc w:val="center"/>
+              <w:rPr>
+                <w:lang w:val="es-CO"/>
+              </w:rPr>
+            </w:pPr>
+            <w:r>
+              <w:rPr>
+                <w:lang w:val="es-CO"/>
+              </w:rPr>
+              <w:t>30/09/25</w:t>
+            </w:r>
+          </w:p>
+        </w:tc>
+        <w:tc>
+          <w:tcPr>
+            <w:tcW w:w="810" w:type="dxa"/>
+            <w:tcBorders>
+              <w:top w:val="single" w:sz="6" w:space="0" w:color="auto"/>
+              <w:left w:val="single" w:sz="6" w:space="0" w:color="auto"/>
+              <w:bottom w:val="single" w:sz="6" w:space="0" w:color="auto"/>
+              <w:right w:val="single" w:sz="6" w:space="0" w:color="auto"/>
+            </w:tcBorders>
+          </w:tcPr>
+          <w:p>
+            <w:pPr>
+              <w:jc w:val="center"/>
+              <w:rPr>
+                <w:lang w:val="es-CO"/>
+              </w:rPr>
+            </w:pPr>
+            <w:r>
+              <w:rPr>
+                <w:lang w:val="es-CO"/>
+              </w:rPr>
+              <w:t>2pm</w:t>
+            </w:r>
+          </w:p>
+        </w:tc>
+        <w:tc>
+          <w:tcPr>
+            <w:tcW w:w="810" w:type="dxa"/>
+            <w:tcBorders>
+              <w:top w:val="single" w:sz="6" w:space="0" w:color="auto"/>
+              <w:left w:val="single" w:sz="6" w:space="0" w:color="auto"/>
+              <w:bottom w:val="single" w:sz="6" w:space="0" w:color="auto"/>
+              <w:right w:val="single" w:sz="6" w:space="0" w:color="auto"/>
+            </w:tcBorders>
+          </w:tcPr>
+          <w:p>
+            <w:pPr>
+              <w:jc w:val="center"/>
+              <w:rPr>
+                <w:lang w:val="es-CO"/>
+              </w:rPr>
+            </w:pPr>
+            <w:r>
+              <w:rPr>
+                <w:lang w:val="es-CO"/>
+              </w:rPr>
+              <w:t>5pm</w:t>
+            </w:r>
+          </w:p>
+        </w:tc>
+        <w:tc>
+          <w:tcPr>
+            <w:tcW w:w="864" w:type="dxa"/>
+            <w:tcBorders>
+              <w:top w:val="single" w:sz="6" w:space="0" w:color="auto"/>
+              <w:left w:val="single" w:sz="6" w:space="0" w:color="auto"/>
+              <w:bottom w:val="single" w:sz="6" w:space="0" w:color="auto"/>
+              <w:right w:val="single" w:sz="6" w:space="0" w:color="auto"/>
+            </w:tcBorders>
+          </w:tcPr>
+          <w:p>
+            <w:pPr>
+              <w:jc w:val="center"/>
+              <w:rPr>
+                <w:lang w:val="es-CO"/>
+              </w:rPr>
+            </w:pPr>
+            <w:r>
+              <w:rPr>
+                <w:lang w:val="es-CO"/>
+              </w:rPr>
+              <w:t>0min</w:t>
+            </w:r>
+          </w:p>
+        </w:tc>
+        <w:tc>
+          <w:tcPr>
+            <w:tcW w:w="709" w:type="dxa"/>
+            <w:tcBorders>
+              <w:top w:val="single" w:sz="6" w:space="0" w:color="auto"/>
+              <w:left w:val="single" w:sz="6" w:space="0" w:color="auto"/>
+              <w:bottom w:val="single" w:sz="6" w:space="0" w:color="auto"/>
+              <w:right w:val="single" w:sz="6" w:space="0" w:color="auto"/>
+            </w:tcBorders>
+          </w:tcPr>
+          <w:p>
+            <w:pPr>
+              <w:jc w:val="center"/>
+              <w:rPr>
+                <w:lang w:val="es-CO"/>
+              </w:rPr>
+            </w:pPr>
+            <w:r>
+              <w:rPr>
+                <w:lang w:val="es-CO"/>
+              </w:rPr>
+              <w:t>180min</w:t>
+            </w:r>
+          </w:p>
+        </w:tc>
+        <w:tc>
+          <w:tcPr>
+            <w:tcW w:w="1393" w:type="dxa"/>
+            <w:tcBorders>
+              <w:top w:val="single" w:sz="6" w:space="0" w:color="auto"/>
+              <w:left w:val="single" w:sz="6" w:space="0" w:color="auto"/>
+              <w:bottom w:val="single" w:sz="6" w:space="0" w:color="auto"/>
+              <w:right w:val="single" w:sz="6" w:space="0" w:color="auto"/>
+            </w:tcBorders>
+          </w:tcPr>
+          <w:p>
+            <w:pPr>
+              <w:jc w:val="center"/>
+              <w:rPr>
+                <w:lang w:val="es-CO"/>
+              </w:rPr>
+            </w:pPr>
+            <w:r>
+              <w:rPr>
+                <w:lang w:val="es-CO"/>
+              </w:rPr>
+              <w:t xml:space="preserve">Revisión de </w:t>
+            </w:r>
+          </w:p>
+          <w:p>
+            <w:pPr>
+              <w:jc w:val="center"/>
+              <w:rPr>
+                <w:lang w:val="es-CO"/>
+              </w:rPr>
+            </w:pPr>
+            <w:r>
+              <w:rPr>
+                <w:lang w:val="es-CO"/>
+              </w:rPr>
+              <w:t>documentos</w:t>
+            </w:r>
+          </w:p>
+        </w:tc>
+        <w:tc>
+          <w:tcPr>
+            <w:tcW w:w="1026" w:type="dxa"/>
+            <w:gridSpan w:val="3"/>
+            <w:tcBorders>
+              <w:top w:val="single" w:sz="6" w:space="0" w:color="auto"/>
+              <w:left w:val="single" w:sz="6" w:space="0" w:color="auto"/>
+              <w:bottom w:val="single" w:sz="6" w:space="0" w:color="auto"/>
+              <w:right w:val="single" w:sz="6" w:space="0" w:color="auto"/>
+            </w:tcBorders>
+          </w:tcPr>
+          <w:p>
+            <w:pPr>
+              <w:jc w:val="center"/>
+              <w:rPr>
+                <w:lang w:val="es-CO"/>
+              </w:rPr>
+            </w:pPr>
+            <w:r>
+              <w:rPr>
+                <w:lang w:val="es-CO"/>
+              </w:rPr>
+              <w:t>Revisión</w:t>
+            </w:r>
+          </w:p>
+          <w:p>
+            <w:pPr>
+              <w:jc w:val="center"/>
+              <w:rPr>
+                <w:lang w:val="es-CO"/>
+              </w:rPr>
+            </w:pPr>
+          </w:p>
+        </w:tc>
+        <w:tc>
+          <w:tcPr>
+            <w:tcW w:w="2225" w:type="dxa"/>
+            <w:gridSpan w:val="2"/>
+            <w:tcBorders>
+              <w:top w:val="single" w:sz="6" w:space="0" w:color="auto"/>
+              <w:left w:val="single" w:sz="6" w:space="0" w:color="auto"/>
+              <w:bottom w:val="single" w:sz="6" w:space="0" w:color="auto"/>
+              <w:right w:val="single" w:sz="6" w:space="0" w:color="auto"/>
+            </w:tcBorders>
+          </w:tcPr>
+          <w:p>
+            <w:pPr>
+              <w:rPr>
+                <w:lang w:val="es-CO"/>
+              </w:rPr>
+            </w:pPr>
+            <w:r>
+              <w:rPr>
+                <w:lang w:val="es-CO"/>
+              </w:rPr>
+              <w:t>Se revisan los tres documentos realizados en grupo para consolidar los resultados y corregir errores</w:t>
+            </w:r>
+          </w:p>
+        </w:tc>
+        <w:tc>
+          <w:tcPr>
+            <w:tcW w:w="425" w:type="dxa"/>
+            <w:tcBorders>
+              <w:top w:val="single" w:sz="6" w:space="0" w:color="auto"/>
+              <w:left w:val="single" w:sz="6" w:space="0" w:color="auto"/>
+              <w:bottom w:val="single" w:sz="6" w:space="0" w:color="auto"/>
+              <w:right w:val="single" w:sz="6" w:space="0" w:color="auto"/>
+            </w:tcBorders>
+          </w:tcPr>
+          <w:p>
+            <w:pPr>
+              <w:rPr>
+                <w:lang w:val="es-CO"/>
+              </w:rPr>
+            </w:pPr>
+            <w:r>
+              <w:rPr>
+                <w:lang w:val="es-CO"/>
+              </w:rPr>
+              <w:t>si</w:t>
+            </w:r>
+          </w:p>
+        </w:tc>
+        <w:tc>
+          <w:tcPr>
+            <w:tcW w:w="320" w:type="dxa"/>
+            <w:tcBorders>
+              <w:top w:val="single" w:sz="6" w:space="0" w:color="auto"/>
+              <w:left w:val="single" w:sz="6" w:space="0" w:color="auto"/>
+              <w:bottom w:val="single" w:sz="6" w:space="0" w:color="auto"/>
+              <w:right w:val="single" w:sz="6" w:space="0" w:color="auto"/>
+            </w:tcBorders>
+          </w:tcPr>
+          <w:p>
+            <w:pPr>
+              <w:rPr>
+                <w:lang w:val="es-CO"/>
+              </w:rPr>
+            </w:pPr>
+            <w:r>
+              <w:rPr>
+                <w:lang w:val="es-CO"/>
+              </w:rPr>
+              <w:t>1</w:t>
+            </w:r>
+          </w:p>
+        </w:tc>
+      </w:tr>
+      <w:tr>
+        <w:trPr>
+          <w:cantSplit/>
+          <w:trHeight w:val="300"/>
+        </w:trPr>
+        <w:tc>
+          <w:tcPr>
+            <w:tcW w:w="810" w:type="dxa"/>
+            <w:tcBorders>
+              <w:top w:val="single" w:sz="6" w:space="0" w:color="auto"/>
+              <w:left w:val="single" w:sz="6" w:space="0" w:color="auto"/>
+              <w:bottom w:val="single" w:sz="6" w:space="0" w:color="auto"/>
+              <w:right w:val="single" w:sz="6" w:space="0" w:color="auto"/>
+            </w:tcBorders>
+          </w:tcPr>
+          <w:p>
+            <w:pPr>
+              <w:jc w:val="center"/>
+              <w:rPr>
+                <w:lang w:val="es-CO"/>
+              </w:rPr>
+            </w:pPr>
+            <w:r>
+              <w:rPr>
+                <w:lang w:val="es-CO"/>
+              </w:rPr>
+              <w:t>01/09/25</w:t>
+            </w:r>
+          </w:p>
+        </w:tc>
+        <w:tc>
+          <w:tcPr>
+            <w:tcW w:w="810" w:type="dxa"/>
+            <w:tcBorders>
+              <w:top w:val="single" w:sz="6" w:space="0" w:color="auto"/>
+              <w:left w:val="single" w:sz="6" w:space="0" w:color="auto"/>
+              <w:bottom w:val="single" w:sz="6" w:space="0" w:color="auto"/>
+              <w:right w:val="single" w:sz="6" w:space="0" w:color="auto"/>
+            </w:tcBorders>
+          </w:tcPr>
+          <w:p>
+            <w:pPr>
+              <w:jc w:val="center"/>
+              <w:rPr>
+                <w:lang w:val="es-CO"/>
+              </w:rPr>
+            </w:pPr>
+            <w:r>
+              <w:rPr>
+                <w:lang w:val="es-CO"/>
+              </w:rPr>
+              <w:t>2pm</w:t>
+            </w:r>
+          </w:p>
+        </w:tc>
+        <w:tc>
+          <w:tcPr>
+            <w:tcW w:w="810" w:type="dxa"/>
+            <w:tcBorders>
+              <w:top w:val="single" w:sz="6" w:space="0" w:color="auto"/>
+              <w:left w:val="single" w:sz="6" w:space="0" w:color="auto"/>
+              <w:bottom w:val="single" w:sz="6" w:space="0" w:color="auto"/>
+              <w:right w:val="single" w:sz="6" w:space="0" w:color="auto"/>
+            </w:tcBorders>
+          </w:tcPr>
+          <w:p>
+            <w:pPr>
+              <w:jc w:val="center"/>
+              <w:rPr>
+                <w:lang w:val="es-CO"/>
+              </w:rPr>
+            </w:pPr>
+            <w:r>
+              <w:rPr>
+                <w:lang w:val="es-CO"/>
+              </w:rPr>
+              <w:t>5pm</w:t>
+            </w:r>
+          </w:p>
+        </w:tc>
+        <w:tc>
+          <w:tcPr>
+            <w:tcW w:w="864" w:type="dxa"/>
+            <w:tcBorders>
+              <w:top w:val="single" w:sz="6" w:space="0" w:color="auto"/>
+              <w:left w:val="single" w:sz="6" w:space="0" w:color="auto"/>
+              <w:bottom w:val="single" w:sz="6" w:space="0" w:color="auto"/>
+              <w:right w:val="single" w:sz="6" w:space="0" w:color="auto"/>
+            </w:tcBorders>
+          </w:tcPr>
+          <w:p>
+            <w:pPr>
+              <w:jc w:val="center"/>
+              <w:rPr>
+                <w:lang w:val="es-CO"/>
+              </w:rPr>
+            </w:pPr>
+            <w:r>
+              <w:rPr>
+                <w:lang w:val="es-CO"/>
+              </w:rPr>
+              <w:t>0min</w:t>
+            </w:r>
+          </w:p>
+        </w:tc>
+        <w:tc>
+          <w:tcPr>
+            <w:tcW w:w="709" w:type="dxa"/>
+            <w:tcBorders>
+              <w:top w:val="single" w:sz="6" w:space="0" w:color="auto"/>
+              <w:left w:val="single" w:sz="6" w:space="0" w:color="auto"/>
+              <w:bottom w:val="single" w:sz="6" w:space="0" w:color="auto"/>
+              <w:right w:val="single" w:sz="6" w:space="0" w:color="auto"/>
+            </w:tcBorders>
+          </w:tcPr>
+          <w:p>
+            <w:pPr>
+              <w:jc w:val="center"/>
+              <w:rPr>
+                <w:lang w:val="es-CO"/>
+              </w:rPr>
+            </w:pPr>
+            <w:r>
+              <w:rPr>
+                <w:lang w:val="es-CO"/>
+              </w:rPr>
+              <w:t>180min</w:t>
+            </w:r>
+          </w:p>
+        </w:tc>
+        <w:tc>
+          <w:tcPr>
+            <w:tcW w:w="1393" w:type="dxa"/>
+            <w:tcBorders>
+              <w:top w:val="single" w:sz="6" w:space="0" w:color="auto"/>
+              <w:left w:val="single" w:sz="6" w:space="0" w:color="auto"/>
+              <w:bottom w:val="single" w:sz="6" w:space="0" w:color="auto"/>
+              <w:right w:val="single" w:sz="6" w:space="0" w:color="auto"/>
+            </w:tcBorders>
+          </w:tcPr>
+          <w:p>
+            <w:pPr>
+              <w:jc w:val="center"/>
+              <w:rPr>
+                <w:lang w:val="es-CO"/>
+              </w:rPr>
+            </w:pPr>
+            <w:r>
+              <w:rPr>
+                <w:lang w:val="es-CO"/>
+              </w:rPr>
+              <w:t>Subir los documentos a la página web</w:t>
+            </w:r>
+          </w:p>
+        </w:tc>
+        <w:tc>
+          <w:tcPr>
+            <w:tcW w:w="1026" w:type="dxa"/>
+            <w:gridSpan w:val="3"/>
+            <w:tcBorders>
+              <w:top w:val="single" w:sz="6" w:space="0" w:color="auto"/>
+              <w:left w:val="single" w:sz="6" w:space="0" w:color="auto"/>
+              <w:bottom w:val="single" w:sz="6" w:space="0" w:color="auto"/>
+              <w:right w:val="single" w:sz="6" w:space="0" w:color="auto"/>
+            </w:tcBorders>
+          </w:tcPr>
+          <w:p>
+            <w:pPr>
+              <w:jc w:val="center"/>
+              <w:rPr>
+                <w:lang w:val="es-CO"/>
+              </w:rPr>
+            </w:pPr>
+            <w:r>
+              <w:rPr>
+                <w:lang w:val="es-CO"/>
+              </w:rPr>
+              <w:t>Actualización de pagina</w:t>
+            </w:r>
+          </w:p>
+        </w:tc>
+        <w:tc>
+          <w:tcPr>
+            <w:tcW w:w="2225" w:type="dxa"/>
+            <w:gridSpan w:val="2"/>
+            <w:tcBorders>
+              <w:top w:val="single" w:sz="6" w:space="0" w:color="auto"/>
+              <w:left w:val="single" w:sz="6" w:space="0" w:color="auto"/>
+              <w:bottom w:val="single" w:sz="6" w:space="0" w:color="auto"/>
+              <w:right w:val="single" w:sz="6" w:space="0" w:color="auto"/>
+            </w:tcBorders>
+          </w:tcPr>
+          <w:p>
+            <w:pPr>
+              <w:rPr>
+                <w:lang w:val="es-CO"/>
+              </w:rPr>
+            </w:pPr>
+            <w:r>
+              <w:rPr>
+                <w:lang w:val="es-CO"/>
+              </w:rPr>
+              <w:t xml:space="preserve">Todos los documentos subidos </w:t>
+            </w:r>
+          </w:p>
+          <w:p>
+            <w:pPr>
+              <w:rPr>
+                <w:lang w:val="es-CO"/>
+              </w:rPr>
+            </w:pPr>
+            <w:r>
+              <w:rPr>
+                <w:lang w:val="es-CO"/>
+              </w:rPr>
+              <w:t>y actualizados en la pagina</w:t>
+            </w:r>
+          </w:p>
+        </w:tc>
+        <w:tc>
+          <w:tcPr>
+            <w:tcW w:w="425" w:type="dxa"/>
+            <w:tcBorders>
+              <w:top w:val="single" w:sz="6" w:space="0" w:color="auto"/>
+              <w:left w:val="single" w:sz="6" w:space="0" w:color="auto"/>
+              <w:bottom w:val="single" w:sz="6" w:space="0" w:color="auto"/>
+              <w:right w:val="single" w:sz="6" w:space="0" w:color="auto"/>
+            </w:tcBorders>
+          </w:tcPr>
+          <w:p>
+            <w:pPr>
+              <w:rPr>
+                <w:lang w:val="es-CO"/>
+              </w:rPr>
+            </w:pPr>
+            <w:r>
+              <w:rPr>
+                <w:lang w:val="es-CO"/>
+              </w:rPr>
+              <w:t>si</w:t>
+            </w:r>
+          </w:p>
+        </w:tc>
+        <w:tc>
+          <w:tcPr>
+            <w:tcW w:w="320" w:type="dxa"/>
+            <w:tcBorders>
+              <w:top w:val="single" w:sz="6" w:space="0" w:color="auto"/>
+              <w:left w:val="single" w:sz="6" w:space="0" w:color="auto"/>
+              <w:bottom w:val="single" w:sz="6" w:space="0" w:color="auto"/>
+              <w:right w:val="single" w:sz="6" w:space="0" w:color="auto"/>
+            </w:tcBorders>
+          </w:tcPr>
+          <w:p>
+            <w:pPr>
+              <w:rPr>
+                <w:lang w:val="es-CO"/>
+              </w:rPr>
+            </w:pPr>
+            <w:r>
+              <w:rPr>
+                <w:lang w:val="es-CO"/>
+              </w:rPr>
+              <w:t>1</w:t>
+            </w:r>
           </w:p>
         </w:tc>
       </w:tr>
@@ -10006,6 +12046,7 @@
   <w:style w:type="paragraph" w:default="1" w:styleId="Normal">
     <w:name w:val="Normal"/>
     <w:qFormat/>
+    <w:rsid w:val="004571BA"/>
     <w:rPr>
       <w:lang w:val="es-ES" w:eastAsia="ja-JP"/>
     </w:rPr>
